--- a/docs/operations/TGP-OPS-02 Monitoring and Alerting.docx
+++ b/docs/operations/TGP-OPS-02 Monitoring and Alerting.docx
@@ -401,7 +401,7 @@
                                 <w:bCs/>
                                 <w:color w:val="1D74BA"/>
                               </w:rPr>
-                              <w:t xml:space="preserve">07 October 2026</w:t>
+                              <w:t xml:space="preserve">08 October 2026</w:t>
                             </w:r>
                           </w:p>
                         </w:txbxContent>
@@ -1654,7 +1654,7 @@
             <w:noProof/>
             <w:webHidden/>
           </w:rPr>
-          <w:t>14</w:t>
+          <w:t>15</w:t>
         </w:r>
         <w:r>
           <w:rPr>
@@ -2449,7 +2449,7 @@
                 <w:sz w:val="16"/>
                 <w:szCs w:val="16"/>
               </w:rPr>
-              <w:t xml:space="preserve">07/10/2026</w:t>
+              <w:t xml:space="preserve">08/10/2026</w:t>
             </w:r>
           </w:p>
         </w:tc>
@@ -4236,7 +4236,7 @@
         </w:numPr>
       </w:pPr>
       <w:r>
-        <w:t xml:space="preserve">TGP-OPS-01 Runbook and Support Guide (procedures RB-01 to RB-18 named in each alert).</w:t>
+        <w:t xml:space="preserve">TGP-OPS-01 Runbook and Support Guide (procedures RB-01 to RB-18 and SOP-01 to SOP-09 named in each alert).</w:t>
       </w:r>
     </w:p>
     <w:p>
@@ -5012,7 +5012,7 @@
         <w:t xml:space="preserve">openapi</w:t>
       </w:r>
       <w:r>
-        <w:t xml:space="preserve">, so cardinality is bounded (80 routes plus 4 labels).</w:t>
+        <w:t xml:space="preserve">, so cardinality is bounded (103 API routes plus 4 labels).</w:t>
       </w:r>
     </w:p>
     <w:p>
@@ -5969,6 +5969,146 @@
               <w:rPr>
                 <w:rStyle w:val="CodeChar"/>
               </w:rPr>
+              <w:t xml:space="preserve">tasco_core_token_fetch_total</w:t>
+            </w:r>
+          </w:p>
+        </w:tc>
+        <w:tc>
+          <w:tcPr>
+            <w:tcW w:w="1198" w:type="dxa"/>
+            <w:shd w:val="clear" w:color="auto" w:fill="F4F7FB"/>
+            <w:vAlign w:val="top"/>
+          </w:tcPr>
+          <w:p>
+            <w:pPr>
+              <w:pStyle w:val="TableText"/>
+              <w:jc w:val="left"/>
+            </w:pPr>
+            <w:r>
+              <w:t xml:space="preserve">Counter</w:t>
+            </w:r>
+          </w:p>
+        </w:tc>
+        <w:tc>
+          <w:tcPr>
+            <w:tcW w:w="3044" w:type="dxa"/>
+            <w:shd w:val="clear" w:color="auto" w:fill="F4F7FB"/>
+            <w:vAlign w:val="top"/>
+          </w:tcPr>
+          <w:p>
+            <w:pPr>
+              <w:pStyle w:val="TableText"/>
+              <w:jc w:val="left"/>
+            </w:pPr>
+            <w:r>
+              <w:t xml:space="preserve">—</w:t>
+            </w:r>
+          </w:p>
+        </w:tc>
+        <w:tc>
+          <w:tcPr>
+            <w:tcW w:w="1524" w:type="dxa"/>
+            <w:shd w:val="clear" w:color="auto" w:fill="F4F7FB"/>
+            <w:vAlign w:val="top"/>
+          </w:tcPr>
+          <w:p>
+            <w:pPr>
+              <w:pStyle w:val="TableText"/>
+              <w:jc w:val="left"/>
+            </w:pPr>
+            <w:r>
+              <w:t xml:space="preserve">Access tokens fetched from TASCO core (production client only)</w:t>
+            </w:r>
+          </w:p>
+        </w:tc>
+      </w:tr>
+      <w:tr>
+        <w:trPr>
+          <w:cantSplit/>
+        </w:trPr>
+        <w:tc>
+          <w:tcPr>
+            <w:tcW w:w="3261" w:type="dxa"/>
+            <w:vAlign w:val="top"/>
+          </w:tcPr>
+          <w:p>
+            <w:pPr>
+              <w:pStyle w:val="TableText"/>
+              <w:jc w:val="left"/>
+            </w:pPr>
+            <w:r>
+              <w:rPr>
+                <w:rStyle w:val="CodeChar"/>
+              </w:rPr>
+              <w:t xml:space="preserve">tasco_core_quotes_total</w:t>
+            </w:r>
+          </w:p>
+        </w:tc>
+        <w:tc>
+          <w:tcPr>
+            <w:tcW w:w="1198" w:type="dxa"/>
+            <w:vAlign w:val="top"/>
+          </w:tcPr>
+          <w:p>
+            <w:pPr>
+              <w:pStyle w:val="TableText"/>
+              <w:jc w:val="left"/>
+            </w:pPr>
+            <w:r>
+              <w:t xml:space="preserve">Counter</w:t>
+            </w:r>
+          </w:p>
+        </w:tc>
+        <w:tc>
+          <w:tcPr>
+            <w:tcW w:w="3044" w:type="dxa"/>
+            <w:vAlign w:val="top"/>
+          </w:tcPr>
+          <w:p>
+            <w:pPr>
+              <w:pStyle w:val="TableText"/>
+              <w:jc w:val="left"/>
+            </w:pPr>
+            <w:r>
+              <w:t xml:space="preserve">—</w:t>
+            </w:r>
+          </w:p>
+        </w:tc>
+        <w:tc>
+          <w:tcPr>
+            <w:tcW w:w="1524" w:type="dxa"/>
+            <w:vAlign w:val="top"/>
+          </w:tcPr>
+          <w:p>
+            <w:pPr>
+              <w:pStyle w:val="TableText"/>
+              <w:jc w:val="left"/>
+            </w:pPr>
+            <w:r>
+              <w:t xml:space="preserve">Quotes priced by the TASCO core production client</w:t>
+            </w:r>
+          </w:p>
+        </w:tc>
+      </w:tr>
+      <w:tr>
+        <w:trPr>
+          <w:cantSplit/>
+        </w:trPr>
+        <w:tc>
+          <w:tcPr>
+            <w:tcW w:w="3261" w:type="dxa"/>
+            <w:shd w:val="clear" w:color="auto" w:fill="F4F7FB"/>
+            <w:vAlign w:val="top"/>
+          </w:tcPr>
+          <w:p>
+            <w:pPr>
+              <w:pStyle w:val="TableText"/>
+              <w:jc w:val="left"/>
+            </w:pPr>
+            <w:r>
+              <w:rPr>
+                <w:rStyle w:val="CodeChar"/>
+              </w:rPr>
               <w:t xml:space="preserve">catalogue_sync_proposals_total</w:t>
             </w:r>
           </w:p>
@@ -6887,9 +7027,9 @@
         <w:tblLook w:val="04A0" w:firstRow="1" w:lastRow="0" w:firstColumn="0" w:lastColumn="0" w:noHBand="0" w:noVBand="1"/>
       </w:tblPr>
       <w:tblGrid>
-        <w:gridCol w:w="4734"/>
-        <w:gridCol w:w="3008"/>
-        <w:gridCol w:w="1285"/>
+        <w:gridCol w:w="4430"/>
+        <w:gridCol w:w="3385"/>
+        <w:gridCol w:w="1212"/>
       </w:tblGrid>
       <w:tr>
         <w:trPr>
@@ -6898,7 +7038,7 @@
         </w:trPr>
         <w:tc>
           <w:tcPr>
-            <w:tcW w:w="4734" w:type="dxa"/>
+            <w:tcW w:w="4430" w:type="dxa"/>
             <w:shd w:val="clear" w:color="auto" w:fill="0F4761"/>
             <w:vAlign w:val="center"/>
           </w:tcPr>
@@ -6917,7 +7057,7 @@
         </w:tc>
         <w:tc>
           <w:tcPr>
-            <w:tcW w:w="3008" w:type="dxa"/>
+            <w:tcW w:w="3385" w:type="dxa"/>
             <w:shd w:val="clear" w:color="auto" w:fill="0F4761"/>
             <w:vAlign w:val="center"/>
           </w:tcPr>
@@ -6936,7 +7076,7 @@
         </w:tc>
         <w:tc>
           <w:tcPr>
-            <w:tcW w:w="1285" w:type="dxa"/>
+            <w:tcW w:w="1212" w:type="dxa"/>
             <w:shd w:val="clear" w:color="auto" w:fill="0F4761"/>
             <w:vAlign w:val="center"/>
           </w:tcPr>
@@ -6960,7 +7100,7 @@
         </w:trPr>
         <w:tc>
           <w:tcPr>
-            <w:tcW w:w="4734" w:type="dxa"/>
+            <w:tcW w:w="4430" w:type="dxa"/>
             <w:vAlign w:val="top"/>
           </w:tcPr>
           <w:p>
@@ -6978,7 +7118,7 @@
         </w:tc>
         <w:tc>
           <w:tcPr>
-            <w:tcW w:w="3008" w:type="dxa"/>
+            <w:tcW w:w="3385" w:type="dxa"/>
             <w:vAlign w:val="top"/>
           </w:tcPr>
           <w:p>
@@ -6993,7 +7133,7 @@
         </w:tc>
         <w:tc>
           <w:tcPr>
-            <w:tcW w:w="1285" w:type="dxa"/>
+            <w:tcW w:w="1212" w:type="dxa"/>
             <w:vAlign w:val="top"/>
           </w:tcPr>
           <w:p>
@@ -7013,7 +7153,7 @@
         </w:trPr>
         <w:tc>
           <w:tcPr>
-            <w:tcW w:w="4734" w:type="dxa"/>
+            <w:tcW w:w="4430" w:type="dxa"/>
             <w:shd w:val="clear" w:color="auto" w:fill="F4F7FB"/>
             <w:vAlign w:val="top"/>
           </w:tcPr>
@@ -7032,7 +7172,7 @@
         </w:tc>
         <w:tc>
           <w:tcPr>
-            <w:tcW w:w="3008" w:type="dxa"/>
+            <w:tcW w:w="3385" w:type="dxa"/>
             <w:shd w:val="clear" w:color="auto" w:fill="F4F7FB"/>
             <w:vAlign w:val="top"/>
           </w:tcPr>
@@ -7048,7 +7188,7 @@
         </w:tc>
         <w:tc>
           <w:tcPr>
-            <w:tcW w:w="1285" w:type="dxa"/>
+            <w:tcW w:w="1212" w:type="dxa"/>
             <w:shd w:val="clear" w:color="auto" w:fill="F4F7FB"/>
             <w:noWrap/>
             <w:vAlign w:val="top"/>
@@ -7070,7 +7210,7 @@
         </w:trPr>
         <w:tc>
           <w:tcPr>
-            <w:tcW w:w="4734" w:type="dxa"/>
+            <w:tcW w:w="4430" w:type="dxa"/>
             <w:vAlign w:val="top"/>
           </w:tcPr>
           <w:p>
@@ -7088,7 +7228,7 @@
         </w:tc>
         <w:tc>
           <w:tcPr>
-            <w:tcW w:w="3008" w:type="dxa"/>
+            <w:tcW w:w="3385" w:type="dxa"/>
             <w:vAlign w:val="top"/>
           </w:tcPr>
           <w:p>
@@ -7103,7 +7243,7 @@
         </w:tc>
         <w:tc>
           <w:tcPr>
-            <w:tcW w:w="1285" w:type="dxa"/>
+            <w:tcW w:w="1212" w:type="dxa"/>
             <w:noWrap/>
             <w:vAlign w:val="top"/>
           </w:tcPr>
@@ -7124,7 +7264,7 @@
         </w:trPr>
         <w:tc>
           <w:tcPr>
-            <w:tcW w:w="4734" w:type="dxa"/>
+            <w:tcW w:w="4430" w:type="dxa"/>
             <w:shd w:val="clear" w:color="auto" w:fill="F4F7FB"/>
             <w:vAlign w:val="top"/>
           </w:tcPr>
@@ -7143,7 +7283,7 @@
         </w:tc>
         <w:tc>
           <w:tcPr>
-            <w:tcW w:w="3008" w:type="dxa"/>
+            <w:tcW w:w="3385" w:type="dxa"/>
             <w:shd w:val="clear" w:color="auto" w:fill="F4F7FB"/>
             <w:vAlign w:val="top"/>
           </w:tcPr>
@@ -7159,7 +7299,7 @@
         </w:tc>
         <w:tc>
           <w:tcPr>
-            <w:tcW w:w="1285" w:type="dxa"/>
+            <w:tcW w:w="1212" w:type="dxa"/>
             <w:shd w:val="clear" w:color="auto" w:fill="F4F7FB"/>
             <w:noWrap/>
             <w:vAlign w:val="top"/>
@@ -7181,7 +7321,7 @@
         </w:trPr>
         <w:tc>
           <w:tcPr>
-            <w:tcW w:w="4734" w:type="dxa"/>
+            <w:tcW w:w="4430" w:type="dxa"/>
             <w:vAlign w:val="top"/>
           </w:tcPr>
           <w:p>
@@ -7199,7 +7339,7 @@
         </w:tc>
         <w:tc>
           <w:tcPr>
-            <w:tcW w:w="3008" w:type="dxa"/>
+            <w:tcW w:w="3385" w:type="dxa"/>
             <w:vAlign w:val="top"/>
           </w:tcPr>
           <w:p>
@@ -7214,7 +7354,7 @@
         </w:tc>
         <w:tc>
           <w:tcPr>
-            <w:tcW w:w="1285" w:type="dxa"/>
+            <w:tcW w:w="1212" w:type="dxa"/>
             <w:noWrap/>
             <w:vAlign w:val="top"/>
           </w:tcPr>
@@ -7235,7 +7375,7 @@
         </w:trPr>
         <w:tc>
           <w:tcPr>
-            <w:tcW w:w="4734" w:type="dxa"/>
+            <w:tcW w:w="4430" w:type="dxa"/>
             <w:shd w:val="clear" w:color="auto" w:fill="F4F7FB"/>
             <w:vAlign w:val="top"/>
           </w:tcPr>
@@ -7254,7 +7394,7 @@
         </w:tc>
         <w:tc>
           <w:tcPr>
-            <w:tcW w:w="3008" w:type="dxa"/>
+            <w:tcW w:w="3385" w:type="dxa"/>
             <w:shd w:val="clear" w:color="auto" w:fill="F4F7FB"/>
             <w:vAlign w:val="top"/>
           </w:tcPr>
@@ -7270,7 +7410,7 @@
         </w:tc>
         <w:tc>
           <w:tcPr>
-            <w:tcW w:w="1285" w:type="dxa"/>
+            <w:tcW w:w="1212" w:type="dxa"/>
             <w:shd w:val="clear" w:color="auto" w:fill="F4F7FB"/>
             <w:vAlign w:val="top"/>
           </w:tcPr>
@@ -7291,7 +7431,7 @@
         </w:trPr>
         <w:tc>
           <w:tcPr>
-            <w:tcW w:w="4734" w:type="dxa"/>
+            <w:tcW w:w="4430" w:type="dxa"/>
             <w:vAlign w:val="top"/>
           </w:tcPr>
           <w:p>
@@ -7324,7 +7464,7 @@
         </w:tc>
         <w:tc>
           <w:tcPr>
-            <w:tcW w:w="3008" w:type="dxa"/>
+            <w:tcW w:w="3385" w:type="dxa"/>
             <w:vAlign w:val="top"/>
           </w:tcPr>
           <w:p>
@@ -7354,7 +7494,7 @@
         </w:tc>
         <w:tc>
           <w:tcPr>
-            <w:tcW w:w="1285" w:type="dxa"/>
+            <w:tcW w:w="1212" w:type="dxa"/>
             <w:noWrap/>
             <w:vAlign w:val="top"/>
           </w:tcPr>
@@ -7375,8 +7515,106 @@
         </w:trPr>
         <w:tc>
           <w:tcPr>
-            <w:tcW w:w="4734" w:type="dxa"/>
-            <w:shd w:val="clear" w:color="auto" w:fill="F4F7FB"/>
+            <w:tcW w:w="4430" w:type="dxa"/>
+            <w:shd w:val="clear" w:color="auto" w:fill="F4F7FB"/>
+            <w:vAlign w:val="top"/>
+          </w:tcPr>
+          <w:p>
+            <w:pPr>
+              <w:pStyle w:val="TableText"/>
+              <w:jc w:val="left"/>
+            </w:pPr>
+            <w:r>
+              <w:rPr>
+                <w:rStyle w:val="CodeChar"/>
+              </w:rPr>
+              <w:t xml:space="preserve">tasco_db_dsar_requests_overdue</w:t>
+            </w:r>
+            <w:r>
+              <w:t xml:space="preserve"> </w:t>
+            </w:r>
+            <w:r>
+              <w:t xml:space="preserve">and</w:t>
+            </w:r>
+            <w:r>
+              <w:t xml:space="preserve"> </w:t>
+            </w:r>
+            <w:r>
+              <w:rPr>
+                <w:rStyle w:val="CodeChar"/>
+              </w:rPr>
+              <w:t xml:space="preserve">tasco_db_dsar_requests_due_soon</w:t>
+            </w:r>
+          </w:p>
+        </w:tc>
+        <w:tc>
+          <w:tcPr>
+            <w:tcW w:w="3385" w:type="dxa"/>
+            <w:shd w:val="clear" w:color="auto" w:fill="F4F7FB"/>
+            <w:vAlign w:val="top"/>
+          </w:tcPr>
+          <w:p>
+            <w:pPr>
+              <w:pStyle w:val="TableText"/>
+              <w:jc w:val="left"/>
+            </w:pPr>
+            <w:r>
+              <w:t xml:space="preserve">Data requests in</w:t>
+            </w:r>
+            <w:r>
+              <w:t xml:space="preserve"> </w:t>
+            </w:r>
+            <w:r>
+              <w:rPr>
+                <w:rStyle w:val="CodeChar"/>
+              </w:rPr>
+              <w:t xml:space="preserve">dsar_requests</w:t>
+            </w:r>
+            <w:r>
+              <w:t xml:space="preserve"> </w:t>
+            </w:r>
+            <w:r>
+              <w:t xml:space="preserve">with status received or in progress, past</w:t>
+            </w:r>
+            <w:r>
+              <w:t xml:space="preserve"> </w:t>
+            </w:r>
+            <w:r>
+              <w:rPr>
+                <w:rStyle w:val="CodeChar"/>
+              </w:rPr>
+              <w:t xml:space="preserve">due_at</w:t>
+            </w:r>
+            <w:r>
+              <w:t xml:space="preserve">, or due within 24 hours</w:t>
+            </w:r>
+          </w:p>
+        </w:tc>
+        <w:tc>
+          <w:tcPr>
+            <w:tcW w:w="1212" w:type="dxa"/>
+            <w:shd w:val="clear" w:color="auto" w:fill="F4F7FB"/>
+            <w:noWrap/>
+            <w:vAlign w:val="top"/>
+          </w:tcPr>
+          <w:p>
+            <w:pPr>
+              <w:pStyle w:val="TableText"/>
+              <w:jc w:val="left"/>
+            </w:pPr>
+            <w:r>
+              <w:t xml:space="preserve">ALR-39</w:t>
+            </w:r>
+          </w:p>
+        </w:tc>
+      </w:tr>
+      <w:tr>
+        <w:trPr>
+          <w:cantSplit/>
+        </w:trPr>
+        <w:tc>
+          <w:tcPr>
+            <w:tcW w:w="4430" w:type="dxa"/>
             <w:vAlign w:val="top"/>
           </w:tcPr>
           <w:p>
@@ -7391,8 +7629,7 @@
         </w:tc>
         <w:tc>
           <w:tcPr>
-            <w:tcW w:w="3008" w:type="dxa"/>
-            <w:shd w:val="clear" w:color="auto" w:fill="F4F7FB"/>
+            <w:tcW w:w="3385" w:type="dxa"/>
             <w:vAlign w:val="top"/>
           </w:tcPr>
           <w:p>
@@ -7407,8 +7644,7 @@
         </w:tc>
         <w:tc>
           <w:tcPr>
-            <w:tcW w:w="1285" w:type="dxa"/>
-            <w:shd w:val="clear" w:color="auto" w:fill="F4F7FB"/>
+            <w:tcW w:w="1212" w:type="dxa"/>
             <w:vAlign w:val="top"/>
           </w:tcPr>
           <w:p>
@@ -8579,9 +8815,9 @@
         <w:tblLook w:val="04A0" w:firstRow="1" w:lastRow="0" w:firstColumn="0" w:lastColumn="0" w:noHBand="0" w:noVBand="1"/>
       </w:tblPr>
       <w:tblGrid>
-        <w:gridCol w:w="1782"/>
-        <w:gridCol w:w="5442"/>
-        <w:gridCol w:w="1803"/>
+        <w:gridCol w:w="1778"/>
+        <w:gridCol w:w="5453"/>
+        <w:gridCol w:w="1796"/>
       </w:tblGrid>
       <w:tr>
         <w:trPr>
@@ -8590,7 +8826,7 @@
         </w:trPr>
         <w:tc>
           <w:tcPr>
-            <w:tcW w:w="1782" w:type="dxa"/>
+            <w:tcW w:w="1778" w:type="dxa"/>
             <w:shd w:val="clear" w:color="auto" w:fill="0F4761"/>
             <w:vAlign w:val="center"/>
           </w:tcPr>
@@ -8609,7 +8845,7 @@
         </w:tc>
         <w:tc>
           <w:tcPr>
-            <w:tcW w:w="5442" w:type="dxa"/>
+            <w:tcW w:w="5453" w:type="dxa"/>
             <w:shd w:val="clear" w:color="auto" w:fill="0F4761"/>
             <w:vAlign w:val="center"/>
           </w:tcPr>
@@ -8628,7 +8864,7 @@
         </w:tc>
         <w:tc>
           <w:tcPr>
-            <w:tcW w:w="1803" w:type="dxa"/>
+            <w:tcW w:w="1796" w:type="dxa"/>
             <w:shd w:val="clear" w:color="auto" w:fill="0F4761"/>
             <w:vAlign w:val="center"/>
           </w:tcPr>
@@ -8652,7 +8888,7 @@
         </w:trPr>
         <w:tc>
           <w:tcPr>
-            <w:tcW w:w="1782" w:type="dxa"/>
+            <w:tcW w:w="1778" w:type="dxa"/>
             <w:vAlign w:val="top"/>
           </w:tcPr>
           <w:p>
@@ -8667,7 +8903,7 @@
         </w:tc>
         <w:tc>
           <w:tcPr>
-            <w:tcW w:w="5442" w:type="dxa"/>
+            <w:tcW w:w="5453" w:type="dxa"/>
             <w:vAlign w:val="top"/>
           </w:tcPr>
           <w:p>
@@ -8682,7 +8918,7 @@
         </w:tc>
         <w:tc>
           <w:tcPr>
-            <w:tcW w:w="1803" w:type="dxa"/>
+            <w:tcW w:w="1796" w:type="dxa"/>
             <w:noWrap/>
             <w:vAlign w:val="top"/>
           </w:tcPr>
@@ -8703,7 +8939,7 @@
         </w:trPr>
         <w:tc>
           <w:tcPr>
-            <w:tcW w:w="1782" w:type="dxa"/>
+            <w:tcW w:w="1778" w:type="dxa"/>
             <w:shd w:val="clear" w:color="auto" w:fill="F4F7FB"/>
             <w:vAlign w:val="top"/>
           </w:tcPr>
@@ -8719,7 +8955,7 @@
         </w:tc>
         <w:tc>
           <w:tcPr>
-            <w:tcW w:w="5442" w:type="dxa"/>
+            <w:tcW w:w="5453" w:type="dxa"/>
             <w:shd w:val="clear" w:color="auto" w:fill="F4F7FB"/>
             <w:vAlign w:val="top"/>
           </w:tcPr>
@@ -8735,7 +8971,7 @@
         </w:tc>
         <w:tc>
           <w:tcPr>
-            <w:tcW w:w="1803" w:type="dxa"/>
+            <w:tcW w:w="1796" w:type="dxa"/>
             <w:shd w:val="clear" w:color="auto" w:fill="F4F7FB"/>
             <w:vAlign w:val="top"/>
           </w:tcPr>
@@ -8756,7 +8992,7 @@
         </w:trPr>
         <w:tc>
           <w:tcPr>
-            <w:tcW w:w="1782" w:type="dxa"/>
+            <w:tcW w:w="1778" w:type="dxa"/>
             <w:vAlign w:val="top"/>
           </w:tcPr>
           <w:p>
@@ -8771,7 +9007,7 @@
         </w:tc>
         <w:tc>
           <w:tcPr>
-            <w:tcW w:w="5442" w:type="dxa"/>
+            <w:tcW w:w="5453" w:type="dxa"/>
             <w:vAlign w:val="top"/>
           </w:tcPr>
           <w:p>
@@ -8786,7 +9022,7 @@
         </w:tc>
         <w:tc>
           <w:tcPr>
-            <w:tcW w:w="1803" w:type="dxa"/>
+            <w:tcW w:w="1796" w:type="dxa"/>
             <w:vAlign w:val="top"/>
           </w:tcPr>
           <w:p>
@@ -8806,7 +9042,7 @@
         </w:trPr>
         <w:tc>
           <w:tcPr>
-            <w:tcW w:w="1782" w:type="dxa"/>
+            <w:tcW w:w="1778" w:type="dxa"/>
             <w:shd w:val="clear" w:color="auto" w:fill="F4F7FB"/>
             <w:vAlign w:val="top"/>
           </w:tcPr>
@@ -8822,7 +9058,7 @@
         </w:tc>
         <w:tc>
           <w:tcPr>
-            <w:tcW w:w="5442" w:type="dxa"/>
+            <w:tcW w:w="5453" w:type="dxa"/>
             <w:shd w:val="clear" w:color="auto" w:fill="F4F7FB"/>
             <w:vAlign w:val="top"/>
           </w:tcPr>
@@ -8838,7 +9074,7 @@
         </w:tc>
         <w:tc>
           <w:tcPr>
-            <w:tcW w:w="1803" w:type="dxa"/>
+            <w:tcW w:w="1796" w:type="dxa"/>
             <w:shd w:val="clear" w:color="auto" w:fill="F4F7FB"/>
             <w:vAlign w:val="top"/>
           </w:tcPr>
@@ -8859,7 +9095,7 @@
         </w:trPr>
         <w:tc>
           <w:tcPr>
-            <w:tcW w:w="1782" w:type="dxa"/>
+            <w:tcW w:w="1778" w:type="dxa"/>
             <w:vAlign w:val="top"/>
           </w:tcPr>
           <w:p>
@@ -8874,22 +9110,22 @@
         </w:tc>
         <w:tc>
           <w:tcPr>
-            <w:tcW w:w="5442" w:type="dxa"/>
-            <w:vAlign w:val="top"/>
-          </w:tcPr>
-          <w:p>
-            <w:pPr>
-              <w:pStyle w:val="TableText"/>
-              <w:jc w:val="left"/>
-            </w:pPr>
-            <w:r>
-              <w:t xml:space="preserve">Blocked messages; marketing outside contact hours (should be 0); opt-outs; DNC contacts (should be 0); audit chain status; rule activations</w:t>
-            </w:r>
-          </w:p>
-        </w:tc>
-        <w:tc>
-          <w:tcPr>
-            <w:tcW w:w="1803" w:type="dxa"/>
+            <w:tcW w:w="5453" w:type="dxa"/>
+            <w:vAlign w:val="top"/>
+          </w:tcPr>
+          <w:p>
+            <w:pPr>
+              <w:pStyle w:val="TableText"/>
+              <w:jc w:val="left"/>
+            </w:pPr>
+            <w:r>
+              <w:t xml:space="preserve">Blocked messages; marketing outside contact hours (should be 0); opt-outs; DNC contacts (should be 0); audit chain status; rule activations; data requests open, due within 24 hours and overdue</w:t>
+            </w:r>
+          </w:p>
+        </w:tc>
+        <w:tc>
+          <w:tcPr>
+            <w:tcW w:w="1796" w:type="dxa"/>
             <w:vAlign w:val="top"/>
           </w:tcPr>
           <w:p>
@@ -8909,7 +9145,7 @@
         </w:trPr>
         <w:tc>
           <w:tcPr>
-            <w:tcW w:w="1782" w:type="dxa"/>
+            <w:tcW w:w="1778" w:type="dxa"/>
             <w:shd w:val="clear" w:color="auto" w:fill="F4F7FB"/>
             <w:vAlign w:val="top"/>
           </w:tcPr>
@@ -8925,7 +9161,7 @@
         </w:tc>
         <w:tc>
           <w:tcPr>
-            <w:tcW w:w="5442" w:type="dxa"/>
+            <w:tcW w:w="5453" w:type="dxa"/>
             <w:shd w:val="clear" w:color="auto" w:fill="F4F7FB"/>
             <w:vAlign w:val="top"/>
           </w:tcPr>
@@ -8941,7 +9177,7 @@
         </w:tc>
         <w:tc>
           <w:tcPr>
-            <w:tcW w:w="1803" w:type="dxa"/>
+            <w:tcW w:w="1796" w:type="dxa"/>
             <w:shd w:val="clear" w:color="auto" w:fill="F4F7FB"/>
             <w:vAlign w:val="top"/>
           </w:tcPr>
@@ -8962,7 +9198,7 @@
         </w:trPr>
         <w:tc>
           <w:tcPr>
-            <w:tcW w:w="1782" w:type="dxa"/>
+            <w:tcW w:w="1778" w:type="dxa"/>
             <w:vAlign w:val="top"/>
           </w:tcPr>
           <w:p>
@@ -8977,7 +9213,7 @@
         </w:tc>
         <w:tc>
           <w:tcPr>
-            <w:tcW w:w="5442" w:type="dxa"/>
+            <w:tcW w:w="5453" w:type="dxa"/>
             <w:vAlign w:val="top"/>
           </w:tcPr>
           <w:p>
@@ -8992,7 +9228,7 @@
         </w:tc>
         <w:tc>
           <w:tcPr>
-            <w:tcW w:w="1803" w:type="dxa"/>
+            <w:tcW w:w="1796" w:type="dxa"/>
             <w:vAlign w:val="top"/>
           </w:tcPr>
           <w:p>
@@ -9410,8 +9646,8 @@
         <w:gridCol w:w="3190"/>
         <w:gridCol w:w="4429"/>
         <w:gridCol w:w="606"/>
-        <w:gridCol w:w="2722"/>
-        <w:gridCol w:w="2061"/>
+        <w:gridCol w:w="2725"/>
+        <w:gridCol w:w="2058"/>
       </w:tblGrid>
       <w:tr>
         <w:trPr>
@@ -9496,7 +9732,7 @@
         </w:tc>
         <w:tc>
           <w:tcPr>
-            <w:tcW w:w="2722" w:type="dxa"/>
+            <w:tcW w:w="2725" w:type="dxa"/>
             <w:shd w:val="clear" w:color="auto" w:fill="0F4761"/>
             <w:vAlign w:val="center"/>
           </w:tcPr>
@@ -9515,7 +9751,7 @@
         </w:tc>
         <w:tc>
           <w:tcPr>
-            <w:tcW w:w="2061" w:type="dxa"/>
+            <w:tcW w:w="2058" w:type="dxa"/>
             <w:shd w:val="clear" w:color="auto" w:fill="0F4761"/>
             <w:vAlign w:val="center"/>
           </w:tcPr>
@@ -9603,7 +9839,7 @@
         </w:tc>
         <w:tc>
           <w:tcPr>
-            <w:tcW w:w="2722" w:type="dxa"/>
+            <w:tcW w:w="2725" w:type="dxa"/>
             <w:vAlign w:val="top"/>
           </w:tcPr>
           <w:p>
@@ -9618,7 +9854,7 @@
         </w:tc>
         <w:tc>
           <w:tcPr>
-            <w:tcW w:w="2061" w:type="dxa"/>
+            <w:tcW w:w="2058" w:type="dxa"/>
             <w:noWrap/>
             <w:vAlign w:val="top"/>
           </w:tcPr>
@@ -9713,7 +9949,7 @@
         </w:tc>
         <w:tc>
           <w:tcPr>
-            <w:tcW w:w="2722" w:type="dxa"/>
+            <w:tcW w:w="2725" w:type="dxa"/>
             <w:shd w:val="clear" w:color="auto" w:fill="F4F7FB"/>
             <w:vAlign w:val="top"/>
           </w:tcPr>
@@ -9729,7 +9965,7 @@
         </w:tc>
         <w:tc>
           <w:tcPr>
-            <w:tcW w:w="2061" w:type="dxa"/>
+            <w:tcW w:w="2058" w:type="dxa"/>
             <w:shd w:val="clear" w:color="auto" w:fill="F4F7FB"/>
             <w:vAlign w:val="top"/>
           </w:tcPr>
@@ -9820,7 +10056,7 @@
         </w:tc>
         <w:tc>
           <w:tcPr>
-            <w:tcW w:w="2722" w:type="dxa"/>
+            <w:tcW w:w="2725" w:type="dxa"/>
             <w:vAlign w:val="top"/>
           </w:tcPr>
           <w:p>
@@ -9835,7 +10071,7 @@
         </w:tc>
         <w:tc>
           <w:tcPr>
-            <w:tcW w:w="2061" w:type="dxa"/>
+            <w:tcW w:w="2058" w:type="dxa"/>
             <w:noWrap/>
             <w:vAlign w:val="top"/>
           </w:tcPr>
@@ -9924,7 +10160,7 @@
         </w:tc>
         <w:tc>
           <w:tcPr>
-            <w:tcW w:w="2722" w:type="dxa"/>
+            <w:tcW w:w="2725" w:type="dxa"/>
             <w:shd w:val="clear" w:color="auto" w:fill="F4F7FB"/>
             <w:vAlign w:val="top"/>
           </w:tcPr>
@@ -9940,7 +10176,7 @@
         </w:tc>
         <w:tc>
           <w:tcPr>
-            <w:tcW w:w="2061" w:type="dxa"/>
+            <w:tcW w:w="2058" w:type="dxa"/>
             <w:shd w:val="clear" w:color="auto" w:fill="F4F7FB"/>
             <w:vAlign w:val="top"/>
           </w:tcPr>
@@ -10025,7 +10261,7 @@
         </w:tc>
         <w:tc>
           <w:tcPr>
-            <w:tcW w:w="2722" w:type="dxa"/>
+            <w:tcW w:w="2725" w:type="dxa"/>
             <w:vAlign w:val="top"/>
           </w:tcPr>
           <w:p>
@@ -10040,7 +10276,7 @@
         </w:tc>
         <w:tc>
           <w:tcPr>
-            <w:tcW w:w="2061" w:type="dxa"/>
+            <w:tcW w:w="2058" w:type="dxa"/>
             <w:vAlign w:val="top"/>
           </w:tcPr>
           <w:p>
@@ -10128,7 +10364,7 @@
         </w:tc>
         <w:tc>
           <w:tcPr>
-            <w:tcW w:w="2722" w:type="dxa"/>
+            <w:tcW w:w="2725" w:type="dxa"/>
             <w:shd w:val="clear" w:color="auto" w:fill="F4F7FB"/>
             <w:vAlign w:val="top"/>
           </w:tcPr>
@@ -10144,7 +10380,7 @@
         </w:tc>
         <w:tc>
           <w:tcPr>
-            <w:tcW w:w="2061" w:type="dxa"/>
+            <w:tcW w:w="2058" w:type="dxa"/>
             <w:shd w:val="clear" w:color="auto" w:fill="F4F7FB"/>
             <w:vAlign w:val="top"/>
           </w:tcPr>
@@ -10238,7 +10474,7 @@
         </w:tc>
         <w:tc>
           <w:tcPr>
-            <w:tcW w:w="2722" w:type="dxa"/>
+            <w:tcW w:w="2725" w:type="dxa"/>
             <w:vAlign w:val="top"/>
           </w:tcPr>
           <w:p>
@@ -10253,7 +10489,7 @@
         </w:tc>
         <w:tc>
           <w:tcPr>
-            <w:tcW w:w="2061" w:type="dxa"/>
+            <w:tcW w:w="2058" w:type="dxa"/>
             <w:vAlign w:val="top"/>
           </w:tcPr>
           <w:p>
@@ -10338,7 +10574,7 @@
         </w:tc>
         <w:tc>
           <w:tcPr>
-            <w:tcW w:w="2722" w:type="dxa"/>
+            <w:tcW w:w="2725" w:type="dxa"/>
             <w:shd w:val="clear" w:color="auto" w:fill="F4F7FB"/>
             <w:vAlign w:val="top"/>
           </w:tcPr>
@@ -10354,7 +10590,7 @@
         </w:tc>
         <w:tc>
           <w:tcPr>
-            <w:tcW w:w="2061" w:type="dxa"/>
+            <w:tcW w:w="2058" w:type="dxa"/>
             <w:shd w:val="clear" w:color="auto" w:fill="F4F7FB"/>
             <w:noWrap/>
             <w:vAlign w:val="top"/>
@@ -10440,7 +10676,7 @@
         </w:tc>
         <w:tc>
           <w:tcPr>
-            <w:tcW w:w="2722" w:type="dxa"/>
+            <w:tcW w:w="2725" w:type="dxa"/>
             <w:vAlign w:val="top"/>
           </w:tcPr>
           <w:p>
@@ -10455,7 +10691,7 @@
         </w:tc>
         <w:tc>
           <w:tcPr>
-            <w:tcW w:w="2061" w:type="dxa"/>
+            <w:tcW w:w="2058" w:type="dxa"/>
             <w:vAlign w:val="top"/>
           </w:tcPr>
           <w:p>
@@ -10507,8 +10743,8 @@
         <w:gridCol w:w="3190"/>
         <w:gridCol w:w="4429"/>
         <w:gridCol w:w="606"/>
-        <w:gridCol w:w="2722"/>
-        <w:gridCol w:w="2061"/>
+        <w:gridCol w:w="2725"/>
+        <w:gridCol w:w="2058"/>
       </w:tblGrid>
       <w:tr>
         <w:trPr>
@@ -10593,7 +10829,7 @@
         </w:tc>
         <w:tc>
           <w:tcPr>
-            <w:tcW w:w="2722" w:type="dxa"/>
+            <w:tcW w:w="2725" w:type="dxa"/>
             <w:shd w:val="clear" w:color="auto" w:fill="0F4761"/>
             <w:vAlign w:val="center"/>
           </w:tcPr>
@@ -10612,7 +10848,7 @@
         </w:tc>
         <w:tc>
           <w:tcPr>
-            <w:tcW w:w="2061" w:type="dxa"/>
+            <w:tcW w:w="2058" w:type="dxa"/>
             <w:shd w:val="clear" w:color="auto" w:fill="0F4761"/>
             <w:vAlign w:val="center"/>
           </w:tcPr>
@@ -10700,7 +10936,7 @@
         </w:tc>
         <w:tc>
           <w:tcPr>
-            <w:tcW w:w="2722" w:type="dxa"/>
+            <w:tcW w:w="2725" w:type="dxa"/>
             <w:vAlign w:val="top"/>
           </w:tcPr>
           <w:p>
@@ -10742,7 +10978,7 @@
         </w:tc>
         <w:tc>
           <w:tcPr>
-            <w:tcW w:w="2061" w:type="dxa"/>
+            <w:tcW w:w="2058" w:type="dxa"/>
             <w:vAlign w:val="top"/>
           </w:tcPr>
           <w:p>
@@ -10836,7 +11072,7 @@
         </w:tc>
         <w:tc>
           <w:tcPr>
-            <w:tcW w:w="2722" w:type="dxa"/>
+            <w:tcW w:w="2725" w:type="dxa"/>
             <w:shd w:val="clear" w:color="auto" w:fill="F4F7FB"/>
             <w:vAlign w:val="top"/>
           </w:tcPr>
@@ -10852,7 +11088,7 @@
         </w:tc>
         <w:tc>
           <w:tcPr>
-            <w:tcW w:w="2061" w:type="dxa"/>
+            <w:tcW w:w="2058" w:type="dxa"/>
             <w:shd w:val="clear" w:color="auto" w:fill="F4F7FB"/>
             <w:vAlign w:val="top"/>
           </w:tcPr>
@@ -10934,7 +11170,7 @@
         </w:tc>
         <w:tc>
           <w:tcPr>
-            <w:tcW w:w="2722" w:type="dxa"/>
+            <w:tcW w:w="2725" w:type="dxa"/>
             <w:vAlign w:val="top"/>
           </w:tcPr>
           <w:p>
@@ -10949,7 +11185,7 @@
         </w:tc>
         <w:tc>
           <w:tcPr>
-            <w:tcW w:w="2061" w:type="dxa"/>
+            <w:tcW w:w="2058" w:type="dxa"/>
             <w:noWrap/>
             <w:vAlign w:val="top"/>
           </w:tcPr>
@@ -11038,7 +11274,7 @@
         </w:tc>
         <w:tc>
           <w:tcPr>
-            <w:tcW w:w="2722" w:type="dxa"/>
+            <w:tcW w:w="2725" w:type="dxa"/>
             <w:shd w:val="clear" w:color="auto" w:fill="F4F7FB"/>
             <w:vAlign w:val="top"/>
           </w:tcPr>
@@ -11054,7 +11290,7 @@
         </w:tc>
         <w:tc>
           <w:tcPr>
-            <w:tcW w:w="2061" w:type="dxa"/>
+            <w:tcW w:w="2058" w:type="dxa"/>
             <w:shd w:val="clear" w:color="auto" w:fill="F4F7FB"/>
             <w:noWrap/>
             <w:vAlign w:val="top"/>
@@ -11146,7 +11382,7 @@
         </w:tc>
         <w:tc>
           <w:tcPr>
-            <w:tcW w:w="2722" w:type="dxa"/>
+            <w:tcW w:w="2725" w:type="dxa"/>
             <w:vAlign w:val="top"/>
           </w:tcPr>
           <w:p>
@@ -11161,7 +11397,7 @@
         </w:tc>
         <w:tc>
           <w:tcPr>
-            <w:tcW w:w="2061" w:type="dxa"/>
+            <w:tcW w:w="2058" w:type="dxa"/>
             <w:vAlign w:val="top"/>
           </w:tcPr>
           <w:p>
@@ -11255,7 +11491,7 @@
         </w:tc>
         <w:tc>
           <w:tcPr>
-            <w:tcW w:w="2722" w:type="dxa"/>
+            <w:tcW w:w="2725" w:type="dxa"/>
             <w:shd w:val="clear" w:color="auto" w:fill="F4F7FB"/>
             <w:vAlign w:val="top"/>
           </w:tcPr>
@@ -11271,7 +11507,7 @@
         </w:tc>
         <w:tc>
           <w:tcPr>
-            <w:tcW w:w="2061" w:type="dxa"/>
+            <w:tcW w:w="2058" w:type="dxa"/>
             <w:shd w:val="clear" w:color="auto" w:fill="F4F7FB"/>
             <w:vAlign w:val="top"/>
           </w:tcPr>
@@ -11356,7 +11592,7 @@
         </w:tc>
         <w:tc>
           <w:tcPr>
-            <w:tcW w:w="2722" w:type="dxa"/>
+            <w:tcW w:w="2725" w:type="dxa"/>
             <w:vAlign w:val="top"/>
           </w:tcPr>
           <w:p>
@@ -11371,7 +11607,7 @@
         </w:tc>
         <w:tc>
           <w:tcPr>
-            <w:tcW w:w="2061" w:type="dxa"/>
+            <w:tcW w:w="2058" w:type="dxa"/>
             <w:noWrap/>
             <w:vAlign w:val="top"/>
           </w:tcPr>
@@ -11424,8 +11660,8 @@
         <w:gridCol w:w="3190"/>
         <w:gridCol w:w="4429"/>
         <w:gridCol w:w="606"/>
-        <w:gridCol w:w="2722"/>
-        <w:gridCol w:w="2061"/>
+        <w:gridCol w:w="2725"/>
+        <w:gridCol w:w="2058"/>
       </w:tblGrid>
       <w:tr>
         <w:trPr>
@@ -11510,7 +11746,7 @@
         </w:tc>
         <w:tc>
           <w:tcPr>
-            <w:tcW w:w="2722" w:type="dxa"/>
+            <w:tcW w:w="2725" w:type="dxa"/>
             <w:shd w:val="clear" w:color="auto" w:fill="0F4761"/>
             <w:vAlign w:val="center"/>
           </w:tcPr>
@@ -11529,7 +11765,7 @@
         </w:tc>
         <w:tc>
           <w:tcPr>
-            <w:tcW w:w="2061" w:type="dxa"/>
+            <w:tcW w:w="2058" w:type="dxa"/>
             <w:shd w:val="clear" w:color="auto" w:fill="0F4761"/>
             <w:vAlign w:val="center"/>
           </w:tcPr>
@@ -11617,7 +11853,7 @@
         </w:tc>
         <w:tc>
           <w:tcPr>
-            <w:tcW w:w="2722" w:type="dxa"/>
+            <w:tcW w:w="2725" w:type="dxa"/>
             <w:vAlign w:val="top"/>
           </w:tcPr>
           <w:p>
@@ -11632,7 +11868,7 @@
         </w:tc>
         <w:tc>
           <w:tcPr>
-            <w:tcW w:w="2061" w:type="dxa"/>
+            <w:tcW w:w="2058" w:type="dxa"/>
             <w:noWrap/>
             <w:vAlign w:val="top"/>
           </w:tcPr>
@@ -11721,7 +11957,7 @@
         </w:tc>
         <w:tc>
           <w:tcPr>
-            <w:tcW w:w="2722" w:type="dxa"/>
+            <w:tcW w:w="2725" w:type="dxa"/>
             <w:shd w:val="clear" w:color="auto" w:fill="F4F7FB"/>
             <w:vAlign w:val="top"/>
           </w:tcPr>
@@ -11737,7 +11973,7 @@
         </w:tc>
         <w:tc>
           <w:tcPr>
-            <w:tcW w:w="2061" w:type="dxa"/>
+            <w:tcW w:w="2058" w:type="dxa"/>
             <w:shd w:val="clear" w:color="auto" w:fill="F4F7FB"/>
             <w:noWrap/>
             <w:vAlign w:val="top"/>
@@ -11829,7 +12065,7 @@
         </w:tc>
         <w:tc>
           <w:tcPr>
-            <w:tcW w:w="2722" w:type="dxa"/>
+            <w:tcW w:w="2725" w:type="dxa"/>
             <w:vAlign w:val="top"/>
           </w:tcPr>
           <w:p>
@@ -11844,7 +12080,7 @@
         </w:tc>
         <w:tc>
           <w:tcPr>
-            <w:tcW w:w="2061" w:type="dxa"/>
+            <w:tcW w:w="2058" w:type="dxa"/>
             <w:noWrap/>
             <w:vAlign w:val="top"/>
           </w:tcPr>
@@ -11933,7 +12169,7 @@
         </w:tc>
         <w:tc>
           <w:tcPr>
-            <w:tcW w:w="2722" w:type="dxa"/>
+            <w:tcW w:w="2725" w:type="dxa"/>
             <w:shd w:val="clear" w:color="auto" w:fill="F4F7FB"/>
             <w:vAlign w:val="top"/>
           </w:tcPr>
@@ -11949,7 +12185,7 @@
         </w:tc>
         <w:tc>
           <w:tcPr>
-            <w:tcW w:w="2061" w:type="dxa"/>
+            <w:tcW w:w="2058" w:type="dxa"/>
             <w:shd w:val="clear" w:color="auto" w:fill="F4F7FB"/>
             <w:noWrap/>
             <w:vAlign w:val="top"/>
@@ -12047,7 +12283,7 @@
         </w:tc>
         <w:tc>
           <w:tcPr>
-            <w:tcW w:w="2722" w:type="dxa"/>
+            <w:tcW w:w="2725" w:type="dxa"/>
             <w:vAlign w:val="top"/>
           </w:tcPr>
           <w:p>
@@ -12062,7 +12298,7 @@
         </w:tc>
         <w:tc>
           <w:tcPr>
-            <w:tcW w:w="2061" w:type="dxa"/>
+            <w:tcW w:w="2058" w:type="dxa"/>
             <w:noWrap/>
             <w:vAlign w:val="top"/>
           </w:tcPr>
@@ -12163,7 +12399,7 @@
         </w:tc>
         <w:tc>
           <w:tcPr>
-            <w:tcW w:w="2722" w:type="dxa"/>
+            <w:tcW w:w="2725" w:type="dxa"/>
             <w:shd w:val="clear" w:color="auto" w:fill="F4F7FB"/>
             <w:vAlign w:val="top"/>
           </w:tcPr>
@@ -12179,7 +12415,7 @@
         </w:tc>
         <w:tc>
           <w:tcPr>
-            <w:tcW w:w="2061" w:type="dxa"/>
+            <w:tcW w:w="2058" w:type="dxa"/>
             <w:shd w:val="clear" w:color="auto" w:fill="F4F7FB"/>
             <w:noWrap/>
             <w:vAlign w:val="top"/>
@@ -12271,7 +12507,7 @@
         </w:tc>
         <w:tc>
           <w:tcPr>
-            <w:tcW w:w="2722" w:type="dxa"/>
+            <w:tcW w:w="2725" w:type="dxa"/>
             <w:vAlign w:val="top"/>
           </w:tcPr>
           <w:p>
@@ -12286,7 +12522,7 @@
         </w:tc>
         <w:tc>
           <w:tcPr>
-            <w:tcW w:w="2061" w:type="dxa"/>
+            <w:tcW w:w="2058" w:type="dxa"/>
             <w:noWrap/>
             <w:vAlign w:val="top"/>
           </w:tcPr>
@@ -12372,7 +12608,7 @@
         </w:tc>
         <w:tc>
           <w:tcPr>
-            <w:tcW w:w="2722" w:type="dxa"/>
+            <w:tcW w:w="2725" w:type="dxa"/>
             <w:shd w:val="clear" w:color="auto" w:fill="F4F7FB"/>
             <w:vAlign w:val="top"/>
           </w:tcPr>
@@ -12388,7 +12624,7 @@
         </w:tc>
         <w:tc>
           <w:tcPr>
-            <w:tcW w:w="2061" w:type="dxa"/>
+            <w:tcW w:w="2058" w:type="dxa"/>
             <w:shd w:val="clear" w:color="auto" w:fill="F4F7FB"/>
             <w:noWrap/>
             <w:vAlign w:val="top"/>
@@ -12471,7 +12707,7 @@
         </w:tc>
         <w:tc>
           <w:tcPr>
-            <w:tcW w:w="2722" w:type="dxa"/>
+            <w:tcW w:w="2725" w:type="dxa"/>
             <w:vAlign w:val="top"/>
           </w:tcPr>
           <w:p>
@@ -12486,7 +12722,7 @@
         </w:tc>
         <w:tc>
           <w:tcPr>
-            <w:tcW w:w="2061" w:type="dxa"/>
+            <w:tcW w:w="2058" w:type="dxa"/>
             <w:noWrap/>
             <w:vAlign w:val="top"/>
           </w:tcPr>
@@ -12593,7 +12829,7 @@
         </w:tc>
         <w:tc>
           <w:tcPr>
-            <w:tcW w:w="2722" w:type="dxa"/>
+            <w:tcW w:w="2725" w:type="dxa"/>
             <w:shd w:val="clear" w:color="auto" w:fill="F4F7FB"/>
             <w:vAlign w:val="top"/>
           </w:tcPr>
@@ -12609,7 +12845,7 @@
         </w:tc>
         <w:tc>
           <w:tcPr>
-            <w:tcW w:w="2061" w:type="dxa"/>
+            <w:tcW w:w="2058" w:type="dxa"/>
             <w:shd w:val="clear" w:color="auto" w:fill="F4F7FB"/>
             <w:noWrap/>
             <w:vAlign w:val="top"/>
@@ -12695,7 +12931,7 @@
         </w:tc>
         <w:tc>
           <w:tcPr>
-            <w:tcW w:w="2722" w:type="dxa"/>
+            <w:tcW w:w="2725" w:type="dxa"/>
             <w:vAlign w:val="top"/>
           </w:tcPr>
           <w:p>
@@ -12710,7 +12946,7 @@
         </w:tc>
         <w:tc>
           <w:tcPr>
-            <w:tcW w:w="2061" w:type="dxa"/>
+            <w:tcW w:w="2058" w:type="dxa"/>
             <w:noWrap/>
             <w:vAlign w:val="top"/>
           </w:tcPr>
@@ -12721,6 +12957,124 @@
             </w:pPr>
             <w:r>
               <w:t xml:space="preserve">RB-18</w:t>
+            </w:r>
+          </w:p>
+        </w:tc>
+      </w:tr>
+      <w:tr>
+        <w:trPr>
+          <w:cantSplit/>
+        </w:trPr>
+        <w:tc>
+          <w:tcPr>
+            <w:tcW w:w="951" w:type="dxa"/>
+            <w:shd w:val="clear" w:color="auto" w:fill="F4F7FB"/>
+            <w:noWrap/>
+            <w:vAlign w:val="top"/>
+          </w:tcPr>
+          <w:p>
+            <w:pPr>
+              <w:pStyle w:val="TableText"/>
+              <w:jc w:val="left"/>
+            </w:pPr>
+            <w:r>
+              <w:t xml:space="preserve">ALR-39</w:t>
+            </w:r>
+          </w:p>
+        </w:tc>
+        <w:tc>
+          <w:tcPr>
+            <w:tcW w:w="3190" w:type="dxa"/>
+            <w:shd w:val="clear" w:color="auto" w:fill="F4F7FB"/>
+            <w:vAlign w:val="top"/>
+          </w:tcPr>
+          <w:p>
+            <w:pPr>
+              <w:pStyle w:val="TableText"/>
+              <w:jc w:val="left"/>
+            </w:pPr>
+            <w:r>
+              <w:t xml:space="preserve">DataRequestOverdue</w:t>
+            </w:r>
+          </w:p>
+        </w:tc>
+        <w:tc>
+          <w:tcPr>
+            <w:tcW w:w="4429" w:type="dxa"/>
+            <w:shd w:val="clear" w:color="auto" w:fill="F4F7FB"/>
+            <w:vAlign w:val="top"/>
+          </w:tcPr>
+          <w:p>
+            <w:pPr>
+              <w:pStyle w:val="TableText"/>
+              <w:jc w:val="left"/>
+            </w:pPr>
+            <w:r>
+              <w:rPr>
+                <w:rStyle w:val="CodeChar"/>
+              </w:rPr>
+              <w:t xml:space="preserve">tasco_db_dsar_requests_overdue &gt; 0</w:t>
+            </w:r>
+            <w:r>
+              <w:t xml:space="preserve">; also a daily ticket at 09:00 when</w:t>
+            </w:r>
+            <w:r>
+              <w:t xml:space="preserve"> </w:t>
+            </w:r>
+            <w:r>
+              <w:rPr>
+                <w:rStyle w:val="CodeChar"/>
+              </w:rPr>
+              <w:t xml:space="preserve">tasco_db_dsar_requests_due_soon &gt; 0</w:t>
+            </w:r>
+          </w:p>
+        </w:tc>
+        <w:tc>
+          <w:tcPr>
+            <w:tcW w:w="606" w:type="dxa"/>
+            <w:shd w:val="clear" w:color="auto" w:fill="F4F7FB"/>
+            <w:vAlign w:val="top"/>
+          </w:tcPr>
+          <w:p>
+            <w:pPr>
+              <w:pStyle w:val="TableText"/>
+              <w:jc w:val="left"/>
+            </w:pPr>
+            <w:r>
+              <w:t xml:space="preserve">—</w:t>
+            </w:r>
+          </w:p>
+        </w:tc>
+        <w:tc>
+          <w:tcPr>
+            <w:tcW w:w="2725" w:type="dxa"/>
+            <w:shd w:val="clear" w:color="auto" w:fill="F4F7FB"/>
+            <w:vAlign w:val="top"/>
+          </w:tcPr>
+          <w:p>
+            <w:pPr>
+              <w:pStyle w:val="TableText"/>
+              <w:jc w:val="left"/>
+            </w:pPr>
+            <w:r>
+              <w:t xml:space="preserve">ticket to Compliance and the DPO</w:t>
+            </w:r>
+          </w:p>
+        </w:tc>
+        <w:tc>
+          <w:tcPr>
+            <w:tcW w:w="2058" w:type="dxa"/>
+            <w:shd w:val="clear" w:color="auto" w:fill="F4F7FB"/>
+            <w:noWrap/>
+            <w:vAlign w:val="top"/>
+          </w:tcPr>
+          <w:p>
+            <w:pPr>
+              <w:pStyle w:val="TableText"/>
+              <w:jc w:val="left"/>
+            </w:pPr>
+            <w:r>
+              <w:t xml:space="preserve">SOP-05</w:t>
             </w:r>
           </w:p>
         </w:tc>
@@ -12763,8 +13117,8 @@
         <w:gridCol w:w="3190"/>
         <w:gridCol w:w="4429"/>
         <w:gridCol w:w="606"/>
-        <w:gridCol w:w="2722"/>
-        <w:gridCol w:w="2061"/>
+        <w:gridCol w:w="2725"/>
+        <w:gridCol w:w="2058"/>
       </w:tblGrid>
       <w:tr>
         <w:trPr>
@@ -12849,7 +13203,7 @@
         </w:tc>
         <w:tc>
           <w:tcPr>
-            <w:tcW w:w="2722" w:type="dxa"/>
+            <w:tcW w:w="2725" w:type="dxa"/>
             <w:shd w:val="clear" w:color="auto" w:fill="0F4761"/>
             <w:vAlign w:val="center"/>
           </w:tcPr>
@@ -12868,7 +13222,7 @@
         </w:tc>
         <w:tc>
           <w:tcPr>
-            <w:tcW w:w="2061" w:type="dxa"/>
+            <w:tcW w:w="2058" w:type="dxa"/>
             <w:shd w:val="clear" w:color="auto" w:fill="0F4761"/>
             <w:vAlign w:val="center"/>
           </w:tcPr>
@@ -12977,7 +13331,7 @@
         </w:tc>
         <w:tc>
           <w:tcPr>
-            <w:tcW w:w="2722" w:type="dxa"/>
+            <w:tcW w:w="2725" w:type="dxa"/>
             <w:vAlign w:val="top"/>
           </w:tcPr>
           <w:p>
@@ -12992,7 +13346,7 @@
         </w:tc>
         <w:tc>
           <w:tcPr>
-            <w:tcW w:w="2061" w:type="dxa"/>
+            <w:tcW w:w="2058" w:type="dxa"/>
             <w:noWrap/>
             <w:vAlign w:val="top"/>
           </w:tcPr>
@@ -13087,7 +13441,7 @@
         </w:tc>
         <w:tc>
           <w:tcPr>
-            <w:tcW w:w="2722" w:type="dxa"/>
+            <w:tcW w:w="2725" w:type="dxa"/>
             <w:shd w:val="clear" w:color="auto" w:fill="F4F7FB"/>
             <w:vAlign w:val="top"/>
           </w:tcPr>
@@ -13103,7 +13457,7 @@
         </w:tc>
         <w:tc>
           <w:tcPr>
-            <w:tcW w:w="2061" w:type="dxa"/>
+            <w:tcW w:w="2058" w:type="dxa"/>
             <w:shd w:val="clear" w:color="auto" w:fill="F4F7FB"/>
             <w:noWrap/>
             <w:vAlign w:val="top"/>
@@ -13195,7 +13549,7 @@
         </w:tc>
         <w:tc>
           <w:tcPr>
-            <w:tcW w:w="2722" w:type="dxa"/>
+            <w:tcW w:w="2725" w:type="dxa"/>
             <w:vAlign w:val="top"/>
           </w:tcPr>
           <w:p>
@@ -13210,7 +13564,7 @@
         </w:tc>
         <w:tc>
           <w:tcPr>
-            <w:tcW w:w="2061" w:type="dxa"/>
+            <w:tcW w:w="2058" w:type="dxa"/>
             <w:noWrap/>
             <w:vAlign w:val="top"/>
           </w:tcPr>
@@ -13305,7 +13659,7 @@
         </w:tc>
         <w:tc>
           <w:tcPr>
-            <w:tcW w:w="2722" w:type="dxa"/>
+            <w:tcW w:w="2725" w:type="dxa"/>
             <w:shd w:val="clear" w:color="auto" w:fill="F4F7FB"/>
             <w:vAlign w:val="top"/>
           </w:tcPr>
@@ -13321,7 +13675,7 @@
         </w:tc>
         <w:tc>
           <w:tcPr>
-            <w:tcW w:w="2061" w:type="dxa"/>
+            <w:tcW w:w="2058" w:type="dxa"/>
             <w:shd w:val="clear" w:color="auto" w:fill="F4F7FB"/>
             <w:noWrap/>
             <w:vAlign w:val="top"/>
@@ -13434,7 +13788,7 @@
         </w:tc>
         <w:tc>
           <w:tcPr>
-            <w:tcW w:w="2722" w:type="dxa"/>
+            <w:tcW w:w="2725" w:type="dxa"/>
             <w:vAlign w:val="top"/>
           </w:tcPr>
           <w:p>
@@ -13449,7 +13803,7 @@
         </w:tc>
         <w:tc>
           <w:tcPr>
-            <w:tcW w:w="2061" w:type="dxa"/>
+            <w:tcW w:w="2058" w:type="dxa"/>
             <w:noWrap/>
             <w:vAlign w:val="top"/>
           </w:tcPr>
@@ -13544,7 +13898,7 @@
         </w:tc>
         <w:tc>
           <w:tcPr>
-            <w:tcW w:w="2722" w:type="dxa"/>
+            <w:tcW w:w="2725" w:type="dxa"/>
             <w:shd w:val="clear" w:color="auto" w:fill="F4F7FB"/>
             <w:vAlign w:val="top"/>
           </w:tcPr>
@@ -13560,7 +13914,7 @@
         </w:tc>
         <w:tc>
           <w:tcPr>
-            <w:tcW w:w="2061" w:type="dxa"/>
+            <w:tcW w:w="2058" w:type="dxa"/>
             <w:shd w:val="clear" w:color="auto" w:fill="F4F7FB"/>
             <w:noWrap/>
             <w:vAlign w:val="top"/>
@@ -13658,7 +14012,7 @@
         </w:tc>
         <w:tc>
           <w:tcPr>
-            <w:tcW w:w="2722" w:type="dxa"/>
+            <w:tcW w:w="2725" w:type="dxa"/>
             <w:vAlign w:val="top"/>
           </w:tcPr>
           <w:p>
@@ -13673,7 +14027,7 @@
         </w:tc>
         <w:tc>
           <w:tcPr>
-            <w:tcW w:w="2061" w:type="dxa"/>
+            <w:tcW w:w="2058" w:type="dxa"/>
             <w:vAlign w:val="top"/>
           </w:tcPr>
           <w:p>
@@ -13758,7 +14112,7 @@
         </w:tc>
         <w:tc>
           <w:tcPr>
-            <w:tcW w:w="2722" w:type="dxa"/>
+            <w:tcW w:w="2725" w:type="dxa"/>
             <w:shd w:val="clear" w:color="auto" w:fill="F4F7FB"/>
             <w:vAlign w:val="top"/>
           </w:tcPr>
@@ -13774,7 +14128,7 @@
         </w:tc>
         <w:tc>
           <w:tcPr>
-            <w:tcW w:w="2061" w:type="dxa"/>
+            <w:tcW w:w="2058" w:type="dxa"/>
             <w:shd w:val="clear" w:color="auto" w:fill="F4F7FB"/>
             <w:vAlign w:val="top"/>
           </w:tcPr>
@@ -13871,7 +14225,7 @@
         </w:tc>
         <w:tc>
           <w:tcPr>
-            <w:tcW w:w="2722" w:type="dxa"/>
+            <w:tcW w:w="2725" w:type="dxa"/>
             <w:vAlign w:val="top"/>
           </w:tcPr>
           <w:p>
@@ -13886,7 +14240,7 @@
         </w:tc>
         <w:tc>
           <w:tcPr>
-            <w:tcW w:w="2061" w:type="dxa"/>
+            <w:tcW w:w="2058" w:type="dxa"/>
             <w:noWrap/>
             <w:vAlign w:val="top"/>
           </w:tcPr>
@@ -13939,8 +14293,8 @@
         <w:gridCol w:w="3190"/>
         <w:gridCol w:w="4429"/>
         <w:gridCol w:w="606"/>
-        <w:gridCol w:w="2722"/>
-        <w:gridCol w:w="2061"/>
+        <w:gridCol w:w="2725"/>
+        <w:gridCol w:w="2058"/>
       </w:tblGrid>
       <w:tr>
         <w:trPr>
@@ -14025,7 +14379,7 @@
         </w:tc>
         <w:tc>
           <w:tcPr>
-            <w:tcW w:w="2722" w:type="dxa"/>
+            <w:tcW w:w="2725" w:type="dxa"/>
             <w:shd w:val="clear" w:color="auto" w:fill="0F4761"/>
             <w:vAlign w:val="center"/>
           </w:tcPr>
@@ -14044,7 +14398,7 @@
         </w:tc>
         <w:tc>
           <w:tcPr>
-            <w:tcW w:w="2061" w:type="dxa"/>
+            <w:tcW w:w="2058" w:type="dxa"/>
             <w:shd w:val="clear" w:color="auto" w:fill="0F4761"/>
             <w:vAlign w:val="center"/>
           </w:tcPr>
@@ -14132,7 +14486,7 @@
         </w:tc>
         <w:tc>
           <w:tcPr>
-            <w:tcW w:w="2722" w:type="dxa"/>
+            <w:tcW w:w="2725" w:type="dxa"/>
             <w:vAlign w:val="top"/>
           </w:tcPr>
           <w:p>
@@ -14147,7 +14501,7 @@
         </w:tc>
         <w:tc>
           <w:tcPr>
-            <w:tcW w:w="2061" w:type="dxa"/>
+            <w:tcW w:w="2058" w:type="dxa"/>
             <w:noWrap/>
             <w:vAlign w:val="top"/>
           </w:tcPr>
@@ -14236,7 +14590,7 @@
         </w:tc>
         <w:tc>
           <w:tcPr>
-            <w:tcW w:w="2722" w:type="dxa"/>
+            <w:tcW w:w="2725" w:type="dxa"/>
             <w:shd w:val="clear" w:color="auto" w:fill="F4F7FB"/>
             <w:vAlign w:val="top"/>
           </w:tcPr>
@@ -14252,7 +14606,7 @@
         </w:tc>
         <w:tc>
           <w:tcPr>
-            <w:tcW w:w="2061" w:type="dxa"/>
+            <w:tcW w:w="2058" w:type="dxa"/>
             <w:shd w:val="clear" w:color="auto" w:fill="F4F7FB"/>
             <w:noWrap/>
             <w:vAlign w:val="top"/>
@@ -14335,7 +14689,7 @@
         </w:tc>
         <w:tc>
           <w:tcPr>
-            <w:tcW w:w="2722" w:type="dxa"/>
+            <w:tcW w:w="2725" w:type="dxa"/>
             <w:vAlign w:val="top"/>
           </w:tcPr>
           <w:p>
@@ -14350,7 +14704,7 @@
         </w:tc>
         <w:tc>
           <w:tcPr>
-            <w:tcW w:w="2061" w:type="dxa"/>
+            <w:tcW w:w="2058" w:type="dxa"/>
             <w:noWrap/>
             <w:vAlign w:val="top"/>
           </w:tcPr>
@@ -14403,8 +14757,8 @@
         <w:gridCol w:w="3190"/>
         <w:gridCol w:w="4429"/>
         <w:gridCol w:w="606"/>
-        <w:gridCol w:w="2722"/>
-        <w:gridCol w:w="2061"/>
+        <w:gridCol w:w="2725"/>
+        <w:gridCol w:w="2058"/>
       </w:tblGrid>
       <w:tr>
         <w:trPr>
@@ -14489,7 +14843,7 @@
         </w:tc>
         <w:tc>
           <w:tcPr>
-            <w:tcW w:w="2722" w:type="dxa"/>
+            <w:tcW w:w="2725" w:type="dxa"/>
             <w:shd w:val="clear" w:color="auto" w:fill="0F4761"/>
             <w:vAlign w:val="center"/>
           </w:tcPr>
@@ -14508,7 +14862,7 @@
         </w:tc>
         <w:tc>
           <w:tcPr>
-            <w:tcW w:w="2061" w:type="dxa"/>
+            <w:tcW w:w="2058" w:type="dxa"/>
             <w:shd w:val="clear" w:color="auto" w:fill="0F4761"/>
             <w:vAlign w:val="center"/>
           </w:tcPr>
@@ -14596,7 +14950,7 @@
         </w:tc>
         <w:tc>
           <w:tcPr>
-            <w:tcW w:w="2722" w:type="dxa"/>
+            <w:tcW w:w="2725" w:type="dxa"/>
             <w:vAlign w:val="top"/>
           </w:tcPr>
           <w:p>
@@ -14611,7 +14965,7 @@
         </w:tc>
         <w:tc>
           <w:tcPr>
-            <w:tcW w:w="2061" w:type="dxa"/>
+            <w:tcW w:w="2058" w:type="dxa"/>
             <w:noWrap/>
             <w:vAlign w:val="top"/>
           </w:tcPr>
@@ -14697,7 +15051,7 @@
         </w:tc>
         <w:tc>
           <w:tcPr>
-            <w:tcW w:w="2722" w:type="dxa"/>
+            <w:tcW w:w="2725" w:type="dxa"/>
             <w:shd w:val="clear" w:color="auto" w:fill="F4F7FB"/>
             <w:vAlign w:val="top"/>
           </w:tcPr>
@@ -14713,7 +15067,7 @@
         </w:tc>
         <w:tc>
           <w:tcPr>
-            <w:tcW w:w="2061" w:type="dxa"/>
+            <w:tcW w:w="2058" w:type="dxa"/>
             <w:shd w:val="clear" w:color="auto" w:fill="F4F7FB"/>
             <w:noWrap/>
             <w:vAlign w:val="top"/>
@@ -14796,7 +15150,7 @@
         </w:tc>
         <w:tc>
           <w:tcPr>
-            <w:tcW w:w="2722" w:type="dxa"/>
+            <w:tcW w:w="2725" w:type="dxa"/>
             <w:vAlign w:val="top"/>
           </w:tcPr>
           <w:p>
@@ -14811,7 +15165,7 @@
         </w:tc>
         <w:tc>
           <w:tcPr>
-            <w:tcW w:w="2061" w:type="dxa"/>
+            <w:tcW w:w="2058" w:type="dxa"/>
             <w:vAlign w:val="top"/>
           </w:tcPr>
           <w:p>
@@ -14896,7 +15250,7 @@
         </w:tc>
         <w:tc>
           <w:tcPr>
-            <w:tcW w:w="2722" w:type="dxa"/>
+            <w:tcW w:w="2725" w:type="dxa"/>
             <w:shd w:val="clear" w:color="auto" w:fill="F4F7FB"/>
             <w:vAlign w:val="top"/>
           </w:tcPr>
@@ -14912,7 +15266,7 @@
         </w:tc>
         <w:tc>
           <w:tcPr>
-            <w:tcW w:w="2061" w:type="dxa"/>
+            <w:tcW w:w="2058" w:type="dxa"/>
             <w:shd w:val="clear" w:color="auto" w:fill="F4F7FB"/>
             <w:vAlign w:val="top"/>
           </w:tcPr>
@@ -14994,7 +15348,7 @@
         </w:tc>
         <w:tc>
           <w:tcPr>
-            <w:tcW w:w="2722" w:type="dxa"/>
+            <w:tcW w:w="2725" w:type="dxa"/>
             <w:vAlign w:val="top"/>
           </w:tcPr>
           <w:p>
@@ -15009,7 +15363,7 @@
         </w:tc>
         <w:tc>
           <w:tcPr>
-            <w:tcW w:w="2061" w:type="dxa"/>
+            <w:tcW w:w="2058" w:type="dxa"/>
             <w:noWrap/>
             <w:vAlign w:val="top"/>
           </w:tcPr>
@@ -15104,7 +15458,7 @@
         </w:tc>
         <w:tc>
           <w:tcPr>
-            <w:tcW w:w="2722" w:type="dxa"/>
+            <w:tcW w:w="2725" w:type="dxa"/>
             <w:shd w:val="clear" w:color="auto" w:fill="F4F7FB"/>
             <w:vAlign w:val="top"/>
           </w:tcPr>
@@ -15120,7 +15474,7 @@
         </w:tc>
         <w:tc>
           <w:tcPr>
-            <w:tcW w:w="2061" w:type="dxa"/>
+            <w:tcW w:w="2058" w:type="dxa"/>
             <w:shd w:val="clear" w:color="auto" w:fill="F4F7FB"/>
             <w:vAlign w:val="top"/>
           </w:tcPr>
@@ -15205,7 +15559,7 @@
         </w:tc>
         <w:tc>
           <w:tcPr>
-            <w:tcW w:w="2722" w:type="dxa"/>
+            <w:tcW w:w="2725" w:type="dxa"/>
             <w:vAlign w:val="top"/>
           </w:tcPr>
           <w:p>
@@ -15232,7 +15586,7 @@
         </w:tc>
         <w:tc>
           <w:tcPr>
-            <w:tcW w:w="2061" w:type="dxa"/>
+            <w:tcW w:w="2058" w:type="dxa"/>
             <w:noWrap/>
             <w:vAlign w:val="top"/>
           </w:tcPr>
@@ -15318,7 +15672,7 @@
         </w:tc>
         <w:tc>
           <w:tcPr>
-            <w:tcW w:w="2722" w:type="dxa"/>
+            <w:tcW w:w="2725" w:type="dxa"/>
             <w:shd w:val="clear" w:color="auto" w:fill="F4F7FB"/>
             <w:vAlign w:val="top"/>
           </w:tcPr>
@@ -15334,7 +15688,7 @@
         </w:tc>
         <w:tc>
           <w:tcPr>
-            <w:tcW w:w="2061" w:type="dxa"/>
+            <w:tcW w:w="2058" w:type="dxa"/>
             <w:shd w:val="clear" w:color="auto" w:fill="F4F7FB"/>
             <w:vAlign w:val="top"/>
           </w:tcPr>
@@ -15416,7 +15770,7 @@
         </w:tc>
         <w:tc>
           <w:tcPr>
-            <w:tcW w:w="2722" w:type="dxa"/>
+            <w:tcW w:w="2725" w:type="dxa"/>
             <w:vAlign w:val="top"/>
           </w:tcPr>
           <w:p>
@@ -15431,7 +15785,7 @@
         </w:tc>
         <w:tc>
           <w:tcPr>
-            <w:tcW w:w="2061" w:type="dxa"/>
+            <w:tcW w:w="2058" w:type="dxa"/>
             <w:vAlign w:val="top"/>
           </w:tcPr>
           <w:p>
